--- a/лр3/лр3.docx
+++ b/лр3/лр3.docx
@@ -647,7 +647,6 @@
         </w:rPr>
         <w:t xml:space="preserve"> </w:t>
       </w:r>
-      <w:proofErr w:type="spellStart"/>
       <w:r>
         <w:rPr>
           <w:rFonts w:ascii="Times New Roman" w:hAnsi="Times New Roman" w:cs="Times New Roman"/>
@@ -656,18 +655,7 @@
           <w:sz w:val="28"/>
           <w:szCs w:val="28"/>
         </w:rPr>
-        <w:t>vector</w:t>
-      </w:r>
-      <w:proofErr w:type="spellEnd"/>
-      <w:r>
-        <w:rPr>
-          <w:rFonts w:ascii="Times New Roman" w:hAnsi="Times New Roman" w:cs="Times New Roman"/>
-          <w:b/>
-          <w:bCs/>
-          <w:sz w:val="28"/>
-          <w:szCs w:val="28"/>
-        </w:rPr>
-        <w:t>).</w:t>
+        <w:t>vector).</w:t>
       </w:r>
       <w:r>
         <w:rPr>
@@ -1222,7 +1210,6 @@
                 <w:szCs w:val="28"/>
               </w:rPr>
             </w:pPr>
-            <w:proofErr w:type="spellStart"/>
             <w:r>
               <w:rPr>
                 <w:rFonts w:ascii="Times New Roman" w:hAnsi="Times New Roman" w:cs="Times New Roman"/>
@@ -1231,7 +1218,6 @@
               </w:rPr>
               <w:t>Белик</w:t>
             </w:r>
-            <w:proofErr w:type="spellEnd"/>
             <w:r>
               <w:rPr>
                 <w:rFonts w:ascii="Times New Roman" w:hAnsi="Times New Roman" w:cs="Times New Roman"/>
@@ -1463,7 +1449,6 @@
         </w:rPr>
         <w:t xml:space="preserve"> </w:t>
       </w:r>
-      <w:proofErr w:type="spellStart"/>
       <w:r>
         <w:rPr>
           <w:rFonts w:ascii="Times New Roman" w:hAnsi="Times New Roman" w:cs="Times New Roman"/>
@@ -1472,7 +1457,6 @@
         </w:rPr>
         <w:t>Vector</w:t>
       </w:r>
-      <w:proofErr w:type="spellEnd"/>
       <w:r>
         <w:rPr>
           <w:rFonts w:ascii="Times New Roman" w:hAnsi="Times New Roman" w:cs="Times New Roman"/>
@@ -1513,36 +1497,14 @@
         </w:rPr>
         <w:t xml:space="preserve"> </w:t>
       </w:r>
-      <w:proofErr w:type="spellStart"/>
-      <w:proofErr w:type="gramStart"/>
-      <w:r>
-        <w:rPr>
-          <w:rFonts w:ascii="Times New Roman" w:hAnsi="Times New Roman" w:cs="Times New Roman"/>
-          <w:sz w:val="28"/>
-          <w:szCs w:val="28"/>
-        </w:rPr>
-        <w:t>std</w:t>
-      </w:r>
-      <w:proofErr w:type="spellEnd"/>
-      <w:r>
-        <w:rPr>
-          <w:rFonts w:ascii="Times New Roman" w:hAnsi="Times New Roman" w:cs="Times New Roman"/>
-          <w:sz w:val="28"/>
-          <w:szCs w:val="28"/>
-        </w:rPr>
-        <w:t>::</w:t>
-      </w:r>
-      <w:proofErr w:type="spellStart"/>
-      <w:proofErr w:type="gramEnd"/>
-      <w:r>
-        <w:rPr>
-          <w:rFonts w:ascii="Times New Roman" w:hAnsi="Times New Roman" w:cs="Times New Roman"/>
-          <w:sz w:val="28"/>
-          <w:szCs w:val="28"/>
-        </w:rPr>
-        <w:t>vector</w:t>
-      </w:r>
-      <w:proofErr w:type="spellEnd"/>
+      <w:r>
+        <w:rPr>
+          <w:rFonts w:ascii="Times New Roman" w:hAnsi="Times New Roman" w:cs="Times New Roman"/>
+          <w:sz w:val="28"/>
+          <w:szCs w:val="28"/>
+        </w:rPr>
+        <w:t>std::vector</w:t>
+      </w:r>
       <w:r>
         <w:rPr>
           <w:rFonts w:ascii="Times New Roman" w:hAnsi="Times New Roman" w:cs="Times New Roman"/>
@@ -2115,7 +2077,6 @@
         </w:rPr>
         <w:t xml:space="preserve"> </w:t>
       </w:r>
-      <w:proofErr w:type="spellStart"/>
       <w:r>
         <w:rPr>
           <w:rFonts w:ascii="Times New Roman" w:hAnsi="Times New Roman" w:cs="Times New Roman"/>
@@ -2124,16 +2085,14 @@
         </w:rPr>
         <w:t>range-based</w:t>
       </w:r>
-      <w:proofErr w:type="spellEnd"/>
-      <w:r>
-        <w:rPr>
-          <w:rFonts w:ascii="Times New Roman" w:hAnsi="Times New Roman" w:cs="Times New Roman"/>
-          <w:sz w:val="28"/>
-          <w:szCs w:val="28"/>
-        </w:rPr>
-        <w:t xml:space="preserve"> </w:t>
-      </w:r>
-      <w:proofErr w:type="spellStart"/>
+      <w:r>
+        <w:rPr>
+          <w:rFonts w:ascii="Times New Roman" w:hAnsi="Times New Roman" w:cs="Times New Roman"/>
+          <w:sz w:val="28"/>
+          <w:szCs w:val="28"/>
+        </w:rPr>
+        <w:t xml:space="preserve"> </w:t>
+      </w:r>
       <w:r>
         <w:rPr>
           <w:rFonts w:ascii="Times New Roman" w:hAnsi="Times New Roman" w:cs="Times New Roman"/>
@@ -2142,7 +2101,6 @@
         </w:rPr>
         <w:t>for</w:t>
       </w:r>
-      <w:proofErr w:type="spellEnd"/>
       <w:r>
         <w:rPr>
           <w:rFonts w:ascii="Times New Roman" w:hAnsi="Times New Roman" w:cs="Times New Roman"/>
@@ -2167,7 +2125,6 @@
         </w:rPr>
         <w:t xml:space="preserve"> </w:t>
       </w:r>
-      <w:proofErr w:type="spellStart"/>
       <w:r>
         <w:rPr>
           <w:rFonts w:ascii="Times New Roman" w:hAnsi="Times New Roman" w:cs="Times New Roman"/>
@@ -2176,7 +2133,6 @@
         </w:rPr>
         <w:t>STLсовместимости</w:t>
       </w:r>
-      <w:proofErr w:type="spellEnd"/>
       <w:r>
         <w:rPr>
           <w:rFonts w:ascii="Times New Roman" w:hAnsi="Times New Roman" w:cs="Times New Roman"/>
@@ -2277,7 +2233,6 @@
         </w:rPr>
         <w:t xml:space="preserve"> </w:t>
       </w:r>
-      <w:proofErr w:type="spellStart"/>
       <w:r>
         <w:rPr>
           <w:rFonts w:ascii="Times New Roman" w:hAnsi="Times New Roman" w:cs="Times New Roman"/>
@@ -2286,7 +2241,6 @@
         </w:rPr>
         <w:t>push_back</w:t>
       </w:r>
-      <w:proofErr w:type="spellEnd"/>
     </w:p>
     <w:p>
       <w:pPr>
@@ -2767,27 +2721,7 @@
           <w:szCs w:val="28"/>
           <w:lang w:val="en-US"/>
         </w:rPr>
-        <w:t xml:space="preserve">T* end() { return data + </w:t>
-      </w:r>
-      <w:proofErr w:type="spellStart"/>
-      <w:r>
-        <w:rPr>
-          <w:rFonts w:ascii="Times New Roman" w:hAnsi="Times New Roman" w:cs="Times New Roman"/>
-          <w:sz w:val="28"/>
-          <w:szCs w:val="28"/>
-          <w:lang w:val="en-US"/>
-        </w:rPr>
-        <w:t>sz</w:t>
-      </w:r>
-      <w:proofErr w:type="spellEnd"/>
-      <w:r>
-        <w:rPr>
-          <w:rFonts w:ascii="Times New Roman" w:hAnsi="Times New Roman" w:cs="Times New Roman"/>
-          <w:sz w:val="28"/>
-          <w:szCs w:val="28"/>
-          <w:lang w:val="en-US"/>
-        </w:rPr>
-        <w:t xml:space="preserve">; }     </w:t>
+        <w:t xml:space="preserve">T* end() { return data + sz; }     </w:t>
       </w:r>
     </w:p>
     <w:p>
@@ -2830,18 +2764,8 @@
           <w:sz w:val="28"/>
           <w:szCs w:val="28"/>
         </w:rPr>
-        <w:t xml:space="preserve"> </w:t>
-      </w:r>
-      <w:proofErr w:type="spellStart"/>
-      <w:r>
-        <w:rPr>
-          <w:rFonts w:ascii="Times New Roman" w:hAnsi="Times New Roman" w:cs="Times New Roman"/>
-          <w:sz w:val="28"/>
-          <w:szCs w:val="28"/>
-        </w:rPr>
-        <w:t>push_back</w:t>
-      </w:r>
-      <w:proofErr w:type="spellEnd"/>
+        <w:t xml:space="preserve"> push_back</w:t>
+      </w:r>
     </w:p>
     <w:p>
       <w:pPr>
@@ -2869,25 +2793,7 @@
           <w:sz w:val="28"/>
           <w:szCs w:val="28"/>
         </w:rPr>
-        <w:t>уммарное количество копирований за n вставок ≈ 2n. То есть </w:t>
-      </w:r>
-      <w:proofErr w:type="spellStart"/>
-      <w:r>
-        <w:rPr>
-          <w:rFonts w:ascii="Times New Roman" w:hAnsi="Times New Roman" w:cs="Times New Roman"/>
-          <w:sz w:val="28"/>
-          <w:szCs w:val="28"/>
-        </w:rPr>
-        <w:t>амортизированно</w:t>
-      </w:r>
-      <w:proofErr w:type="spellEnd"/>
-      <w:r>
-        <w:rPr>
-          <w:rFonts w:ascii="Times New Roman" w:hAnsi="Times New Roman" w:cs="Times New Roman"/>
-          <w:sz w:val="28"/>
-          <w:szCs w:val="28"/>
-        </w:rPr>
-        <w:t xml:space="preserve"> O(1) на одну операцию.</w:t>
+        <w:t>уммарное количество копирований за n вставок ≈ 2n. То есть амортизированно O(1) на одну операцию.</w:t>
       </w:r>
     </w:p>
     <w:p>
@@ -3425,40 +3331,33 @@
         </w:rPr>
         <w:t xml:space="preserve"> </w:t>
       </w:r>
-      <w:proofErr w:type="spellStart"/>
-      <w:r>
-        <w:rPr>
-          <w:rFonts w:ascii="Times New Roman" w:hAnsi="Times New Roman" w:cs="Times New Roman"/>
-          <w:sz w:val="28"/>
-          <w:szCs w:val="28"/>
-        </w:rPr>
-        <w:t>Git</w:t>
-      </w:r>
-      <w:proofErr w:type="spellEnd"/>
-      <w:r>
-        <w:rPr>
-          <w:rFonts w:ascii="Times New Roman" w:hAnsi="Times New Roman" w:cs="Times New Roman"/>
-          <w:sz w:val="28"/>
-          <w:szCs w:val="28"/>
-        </w:rPr>
-        <w:t>-репозиторий:</w:t>
-      </w:r>
-      <w:r>
-        <w:rPr>
-          <w:rFonts w:ascii="Times New Roman" w:hAnsi="Times New Roman" w:cs="Times New Roman"/>
-          <w:sz w:val="28"/>
-          <w:szCs w:val="28"/>
-        </w:rPr>
-        <w:t xml:space="preserve"> </w:t>
-      </w:r>
-      <w:r>
-        <w:rPr>
-          <w:rFonts w:ascii="Times New Roman" w:hAnsi="Times New Roman" w:cs="Times New Roman"/>
-          <w:sz w:val="28"/>
-          <w:szCs w:val="28"/>
-        </w:rPr>
-        <w:t>https://github.com/serafima2007k-code/algorithms</w:t>
-      </w:r>
+      <w:r>
+        <w:rPr>
+          <w:rFonts w:ascii="Times New Roman" w:hAnsi="Times New Roman" w:cs="Times New Roman"/>
+          <w:sz w:val="28"/>
+          <w:szCs w:val="28"/>
+        </w:rPr>
+        <w:t>Git-репозиторий:</w:t>
+      </w:r>
+      <w:r>
+        <w:rPr>
+          <w:rFonts w:ascii="Times New Roman" w:hAnsi="Times New Roman" w:cs="Times New Roman"/>
+          <w:sz w:val="28"/>
+          <w:szCs w:val="28"/>
+        </w:rPr>
+        <w:t xml:space="preserve"> </w:t>
+      </w:r>
+      <w:hyperlink r:id="rId5" w:history="1">
+        <w:r>
+          <w:rPr>
+            <w:rStyle w:val="a4"/>
+            <w:rFonts w:ascii="Times New Roman" w:hAnsi="Times New Roman" w:cs="Times New Roman"/>
+            <w:sz w:val="28"/>
+            <w:szCs w:val="28"/>
+          </w:rPr>
+          <w:t>https://github.com/serafima2007k-code/algoritms.git</w:t>
+        </w:r>
+      </w:hyperlink>
     </w:p>
     <w:p>
       <w:pPr>
@@ -3481,29 +3380,7 @@
           <w:sz w:val="28"/>
           <w:szCs w:val="28"/>
         </w:rPr>
-        <w:t xml:space="preserve">Средний уровень (15 вариантов) Общее задание: Реализовать класс </w:t>
-      </w:r>
-      <w:proofErr w:type="spellStart"/>
-      <w:r>
-        <w:rPr>
-          <w:rFonts w:ascii="Times New Roman" w:hAnsi="Times New Roman" w:cs="Times New Roman"/>
-          <w:b/>
-          <w:bCs/>
-          <w:sz w:val="28"/>
-          <w:szCs w:val="28"/>
-        </w:rPr>
-        <w:t>Vector</w:t>
-      </w:r>
-      <w:proofErr w:type="spellEnd"/>
-      <w:r>
-        <w:rPr>
-          <w:rFonts w:ascii="Times New Roman" w:hAnsi="Times New Roman" w:cs="Times New Roman"/>
-          <w:b/>
-          <w:bCs/>
-          <w:sz w:val="28"/>
-          <w:szCs w:val="28"/>
-        </w:rPr>
-        <w:t xml:space="preserve"> с полной поддержкой «правила пяти» и дополнительной функциональностью согласно варианту</w:t>
+        <w:t>Средний уровень (15 вариантов) Общее задание: Реализовать класс Vector с полной поддержкой «правила пяти» и дополнительной функциональностью согласно варианту</w:t>
       </w:r>
     </w:p>
     <w:p>
@@ -3581,29 +3458,7 @@
           <w:sz w:val="28"/>
           <w:szCs w:val="28"/>
         </w:rPr>
-        <w:t xml:space="preserve">Метод </w:t>
-      </w:r>
-      <w:proofErr w:type="spellStart"/>
-      <w:r>
-        <w:rPr>
-          <w:rFonts w:ascii="Times New Roman" w:hAnsi="Times New Roman" w:cs="Times New Roman"/>
-          <w:b/>
-          <w:bCs/>
-          <w:sz w:val="28"/>
-          <w:szCs w:val="28"/>
-        </w:rPr>
-        <w:t>merge</w:t>
-      </w:r>
-      <w:proofErr w:type="spellEnd"/>
-      <w:r>
-        <w:rPr>
-          <w:rFonts w:ascii="Times New Roman" w:hAnsi="Times New Roman" w:cs="Times New Roman"/>
-          <w:b/>
-          <w:bCs/>
-          <w:sz w:val="28"/>
-          <w:szCs w:val="28"/>
-        </w:rPr>
-        <w:t xml:space="preserve"> - слияние двух отсортированных векторов</w:t>
+        <w:t>Метод merge - слияние двух отсортированных векторов</w:t>
       </w:r>
     </w:p>
     <w:p>
@@ -3646,7 +3501,7 @@
                     <pic:cNvPicPr/>
                   </pic:nvPicPr>
                   <pic:blipFill>
-                    <a:blip r:embed="rId5">
+                    <a:blip r:embed="rId6">
                       <a:extLst>
                         <a:ext uri="{28A0092B-C50C-407E-A947-70E740481C1C}">
                           <a14:useLocalDpi xmlns:a14="http://schemas.microsoft.com/office/drawing/2010/main" val="0"/>
@@ -3800,7 +3655,7 @@
                     <pic:cNvPicPr/>
                   </pic:nvPicPr>
                   <pic:blipFill>
-                    <a:blip r:embed="rId6">
+                    <a:blip r:embed="rId7">
                       <a:extLst>
                         <a:ext uri="{28A0092B-C50C-407E-A947-70E740481C1C}">
                           <a14:useLocalDpi xmlns:a14="http://schemas.microsoft.com/office/drawing/2010/main" val="0"/>
@@ -3955,7 +3810,7 @@
                     <pic:cNvPicPr/>
                   </pic:nvPicPr>
                   <pic:blipFill>
-                    <a:blip r:embed="rId7">
+                    <a:blip r:embed="rId8">
                       <a:extLst>
                         <a:ext uri="{28A0092B-C50C-407E-A947-70E740481C1C}">
                           <a14:useLocalDpi xmlns:a14="http://schemas.microsoft.com/office/drawing/2010/main" val="0"/>
@@ -4108,7 +3963,7 @@
                     <pic:cNvPicPr/>
                   </pic:nvPicPr>
                   <pic:blipFill>
-                    <a:blip r:embed="rId8">
+                    <a:blip r:embed="rId9">
                       <a:extLst>
                         <a:ext uri="{28A0092B-C50C-407E-A947-70E740481C1C}">
                           <a14:useLocalDpi xmlns:a14="http://schemas.microsoft.com/office/drawing/2010/main" val="0"/>
@@ -4196,7 +4051,7 @@
                     <pic:cNvPicPr/>
                   </pic:nvPicPr>
                   <pic:blipFill>
-                    <a:blip r:embed="rId9">
+                    <a:blip r:embed="rId10">
                       <a:extLst>
                         <a:ext uri="{28A0092B-C50C-407E-A947-70E740481C1C}">
                           <a14:useLocalDpi xmlns:a14="http://schemas.microsoft.com/office/drawing/2010/main" val="0"/>
@@ -4781,7 +4636,6 @@
                 <w:szCs w:val="28"/>
               </w:rPr>
             </w:pPr>
-            <w:proofErr w:type="spellStart"/>
             <w:r>
               <w:rPr>
                 <w:rFonts w:ascii="Times New Roman" w:hAnsi="Times New Roman" w:cs="Times New Roman"/>
@@ -4790,7 +4644,6 @@
               </w:rPr>
               <w:t>push_back</w:t>
             </w:r>
-            <w:proofErr w:type="spellEnd"/>
           </w:p>
         </w:tc>
         <w:tc>
@@ -4814,18 +4667,8 @@
                 <w:sz w:val="28"/>
                 <w:szCs w:val="28"/>
               </w:rPr>
-              <w:t xml:space="preserve">O(1) </w:t>
+              <w:t>O(1) амортизированно</w:t>
             </w:r>
-            <w:proofErr w:type="spellStart"/>
-            <w:r>
-              <w:rPr>
-                <w:rFonts w:ascii="Times New Roman" w:hAnsi="Times New Roman" w:cs="Times New Roman"/>
-                <w:sz w:val="28"/>
-                <w:szCs w:val="28"/>
-              </w:rPr>
-              <w:t>амортизированно</w:t>
-            </w:r>
-            <w:proofErr w:type="spellEnd"/>
           </w:p>
         </w:tc>
       </w:tr>
@@ -4845,34 +4688,14 @@
                 <w:szCs w:val="28"/>
               </w:rPr>
             </w:pPr>
-            <w:proofErr w:type="spellStart"/>
             <w:r>
               <w:rPr>
                 <w:rFonts w:ascii="Times New Roman" w:hAnsi="Times New Roman" w:cs="Times New Roman"/>
                 <w:sz w:val="28"/>
                 <w:szCs w:val="28"/>
               </w:rPr>
-              <w:t>size</w:t>
+              <w:t>size, capacity</w:t>
             </w:r>
-            <w:proofErr w:type="spellEnd"/>
-            <w:r>
-              <w:rPr>
-                <w:rFonts w:ascii="Times New Roman" w:hAnsi="Times New Roman" w:cs="Times New Roman"/>
-                <w:sz w:val="28"/>
-                <w:szCs w:val="28"/>
-              </w:rPr>
-              <w:t>, </w:t>
-            </w:r>
-            <w:proofErr w:type="spellStart"/>
-            <w:r>
-              <w:rPr>
-                <w:rFonts w:ascii="Times New Roman" w:hAnsi="Times New Roman" w:cs="Times New Roman"/>
-                <w:sz w:val="28"/>
-                <w:szCs w:val="28"/>
-              </w:rPr>
-              <w:t>capacity</w:t>
-            </w:r>
-            <w:proofErr w:type="spellEnd"/>
           </w:p>
         </w:tc>
         <w:tc>
@@ -4917,23 +4740,13 @@
                 <w:szCs w:val="28"/>
               </w:rPr>
             </w:pPr>
-            <w:proofErr w:type="spellStart"/>
             <w:r>
               <w:rPr>
                 <w:rFonts w:ascii="Times New Roman" w:hAnsi="Times New Roman" w:cs="Times New Roman"/>
                 <w:sz w:val="28"/>
                 <w:szCs w:val="28"/>
               </w:rPr>
-              <w:t>operator</w:t>
-            </w:r>
-            <w:proofErr w:type="spellEnd"/>
-            <w:r>
-              <w:rPr>
-                <w:rFonts w:ascii="Times New Roman" w:hAnsi="Times New Roman" w:cs="Times New Roman"/>
-                <w:sz w:val="28"/>
-                <w:szCs w:val="28"/>
-              </w:rPr>
-              <w:t>[]</w:t>
+              <w:t>operator[]</w:t>
             </w:r>
           </w:p>
         </w:tc>
@@ -4979,7 +4792,6 @@
                 <w:szCs w:val="28"/>
               </w:rPr>
             </w:pPr>
-            <w:proofErr w:type="spellStart"/>
             <w:r>
               <w:rPr>
                 <w:rFonts w:ascii="Times New Roman" w:hAnsi="Times New Roman" w:cs="Times New Roman"/>
@@ -4988,7 +4800,6 @@
               </w:rPr>
               <w:t>clear</w:t>
             </w:r>
-            <w:proofErr w:type="spellEnd"/>
           </w:p>
         </w:tc>
         <w:tc>
@@ -5033,7 +4844,6 @@
                 <w:szCs w:val="28"/>
               </w:rPr>
             </w:pPr>
-            <w:proofErr w:type="spellStart"/>
             <w:r>
               <w:rPr>
                 <w:rFonts w:ascii="Times New Roman" w:hAnsi="Times New Roman" w:cs="Times New Roman"/>
@@ -5042,7 +4852,6 @@
               </w:rPr>
               <w:t>merge</w:t>
             </w:r>
-            <w:proofErr w:type="spellEnd"/>
           </w:p>
         </w:tc>
         <w:tc>
@@ -5087,7 +4896,6 @@
                 <w:szCs w:val="28"/>
               </w:rPr>
             </w:pPr>
-            <w:proofErr w:type="spellStart"/>
             <w:r>
               <w:rPr>
                 <w:rFonts w:ascii="Times New Roman" w:hAnsi="Times New Roman" w:cs="Times New Roman"/>
@@ -5096,7 +4904,6 @@
               </w:rPr>
               <w:t>print</w:t>
             </w:r>
-            <w:proofErr w:type="spellEnd"/>
           </w:p>
         </w:tc>
         <w:tc>
@@ -5612,9 +5419,201 @@
           <w:sz w:val="28"/>
           <w:szCs w:val="28"/>
         </w:rPr>
-        <w:t>(</w:t>
-      </w:r>
-      <w:proofErr w:type="spellStart"/>
+        <w:t>(capacity)</w:t>
+      </w:r>
+      <w:r>
+        <w:rPr>
+          <w:rFonts w:ascii="Times New Roman" w:hAnsi="Times New Roman" w:cs="Times New Roman"/>
+          <w:sz w:val="28"/>
+          <w:szCs w:val="28"/>
+        </w:rPr>
+        <w:t xml:space="preserve"> </w:t>
+      </w:r>
+      <w:r>
+        <w:rPr>
+          <w:rFonts w:ascii="Times New Roman" w:hAnsi="Times New Roman" w:cs="Times New Roman"/>
+          <w:sz w:val="28"/>
+          <w:szCs w:val="28"/>
+        </w:rPr>
+        <w:t>и</w:t>
+      </w:r>
+      <w:r>
+        <w:rPr>
+          <w:rFonts w:ascii="Times New Roman" w:hAnsi="Times New Roman" w:cs="Times New Roman"/>
+          <w:sz w:val="28"/>
+          <w:szCs w:val="28"/>
+        </w:rPr>
+        <w:t xml:space="preserve"> </w:t>
+      </w:r>
+      <w:r>
+        <w:rPr>
+          <w:rFonts w:ascii="Times New Roman" w:hAnsi="Times New Roman" w:cs="Times New Roman"/>
+          <w:sz w:val="28"/>
+          <w:szCs w:val="28"/>
+        </w:rPr>
+        <w:t>чем</w:t>
+      </w:r>
+      <w:r>
+        <w:rPr>
+          <w:rFonts w:ascii="Times New Roman" w:hAnsi="Times New Roman" w:cs="Times New Roman"/>
+          <w:sz w:val="28"/>
+          <w:szCs w:val="28"/>
+        </w:rPr>
+        <w:t xml:space="preserve"> </w:t>
+      </w:r>
+      <w:r>
+        <w:rPr>
+          <w:rFonts w:ascii="Times New Roman" w:hAnsi="Times New Roman" w:cs="Times New Roman"/>
+          <w:sz w:val="28"/>
+          <w:szCs w:val="28"/>
+        </w:rPr>
+        <w:t>она</w:t>
+      </w:r>
+      <w:r>
+        <w:rPr>
+          <w:rFonts w:ascii="Times New Roman" w:hAnsi="Times New Roman" w:cs="Times New Roman"/>
+          <w:sz w:val="28"/>
+          <w:szCs w:val="28"/>
+        </w:rPr>
+        <w:t xml:space="preserve"> </w:t>
+      </w:r>
+      <w:r>
+        <w:rPr>
+          <w:rFonts w:ascii="Times New Roman" w:hAnsi="Times New Roman" w:cs="Times New Roman"/>
+          <w:sz w:val="28"/>
+          <w:szCs w:val="28"/>
+        </w:rPr>
+        <w:t>отличается</w:t>
+      </w:r>
+      <w:r>
+        <w:rPr>
+          <w:rFonts w:ascii="Times New Roman" w:hAnsi="Times New Roman" w:cs="Times New Roman"/>
+          <w:sz w:val="28"/>
+          <w:szCs w:val="28"/>
+        </w:rPr>
+        <w:t xml:space="preserve"> </w:t>
+      </w:r>
+      <w:r>
+        <w:rPr>
+          <w:rFonts w:ascii="Times New Roman" w:hAnsi="Times New Roman" w:cs="Times New Roman"/>
+          <w:sz w:val="28"/>
+          <w:szCs w:val="28"/>
+        </w:rPr>
+        <w:t>от</w:t>
+      </w:r>
+      <w:r>
+        <w:rPr>
+          <w:rFonts w:ascii="Times New Roman" w:hAnsi="Times New Roman" w:cs="Times New Roman"/>
+          <w:sz w:val="28"/>
+          <w:szCs w:val="28"/>
+        </w:rPr>
+        <w:t xml:space="preserve"> </w:t>
+      </w:r>
+      <w:r>
+        <w:rPr>
+          <w:rFonts w:ascii="Times New Roman" w:hAnsi="Times New Roman" w:cs="Times New Roman"/>
+          <w:sz w:val="28"/>
+          <w:szCs w:val="28"/>
+        </w:rPr>
+        <w:t>размера</w:t>
+      </w:r>
+      <w:r>
+        <w:rPr>
+          <w:rFonts w:ascii="Times New Roman" w:hAnsi="Times New Roman" w:cs="Times New Roman"/>
+          <w:sz w:val="28"/>
+          <w:szCs w:val="28"/>
+        </w:rPr>
+        <w:t xml:space="preserve"> </w:t>
+      </w:r>
+      <w:r>
+        <w:rPr>
+          <w:rFonts w:ascii="Times New Roman" w:hAnsi="Times New Roman" w:cs="Times New Roman"/>
+          <w:sz w:val="28"/>
+          <w:szCs w:val="28"/>
+        </w:rPr>
+        <w:t>(size)?</w:t>
+      </w:r>
+      <w:r>
+        <w:rPr>
+          <w:rFonts w:ascii="Times New Roman" w:hAnsi="Times New Roman" w:cs="Times New Roman"/>
+          <w:sz w:val="28"/>
+          <w:szCs w:val="28"/>
+        </w:rPr>
+        <w:br/>
+        <w:t>size</w:t>
+      </w:r>
+      <w:r>
+        <w:rPr>
+          <w:rFonts w:ascii="Times New Roman" w:hAnsi="Times New Roman" w:cs="Times New Roman"/>
+          <w:sz w:val="28"/>
+          <w:szCs w:val="28"/>
+        </w:rPr>
+        <w:t xml:space="preserve"> – </w:t>
+      </w:r>
+      <w:r>
+        <w:rPr>
+          <w:rFonts w:ascii="Times New Roman" w:hAnsi="Times New Roman" w:cs="Times New Roman"/>
+          <w:sz w:val="28"/>
+          <w:szCs w:val="28"/>
+        </w:rPr>
+        <w:t>количество</w:t>
+      </w:r>
+      <w:r>
+        <w:rPr>
+          <w:rFonts w:ascii="Times New Roman" w:hAnsi="Times New Roman" w:cs="Times New Roman"/>
+          <w:sz w:val="28"/>
+          <w:szCs w:val="28"/>
+        </w:rPr>
+        <w:t xml:space="preserve"> </w:t>
+      </w:r>
+      <w:r>
+        <w:rPr>
+          <w:rFonts w:ascii="Times New Roman" w:hAnsi="Times New Roman" w:cs="Times New Roman"/>
+          <w:sz w:val="28"/>
+          <w:szCs w:val="28"/>
+        </w:rPr>
+        <w:t>реально</w:t>
+      </w:r>
+      <w:r>
+        <w:rPr>
+          <w:rFonts w:ascii="Times New Roman" w:hAnsi="Times New Roman" w:cs="Times New Roman"/>
+          <w:sz w:val="28"/>
+          <w:szCs w:val="28"/>
+        </w:rPr>
+        <w:t xml:space="preserve"> </w:t>
+      </w:r>
+      <w:r>
+        <w:rPr>
+          <w:rFonts w:ascii="Times New Roman" w:hAnsi="Times New Roman" w:cs="Times New Roman"/>
+          <w:sz w:val="28"/>
+          <w:szCs w:val="28"/>
+        </w:rPr>
+        <w:t>хранимых</w:t>
+      </w:r>
+      <w:r>
+        <w:rPr>
+          <w:rFonts w:ascii="Times New Roman" w:hAnsi="Times New Roman" w:cs="Times New Roman"/>
+          <w:sz w:val="28"/>
+          <w:szCs w:val="28"/>
+        </w:rPr>
+        <w:t xml:space="preserve"> </w:t>
+      </w:r>
+      <w:r>
+        <w:rPr>
+          <w:rFonts w:ascii="Times New Roman" w:hAnsi="Times New Roman" w:cs="Times New Roman"/>
+          <w:sz w:val="28"/>
+          <w:szCs w:val="28"/>
+        </w:rPr>
+        <w:t>элементов.</w:t>
+      </w:r>
+      <w:r>
+        <w:rPr>
+          <w:rFonts w:ascii="Times New Roman" w:hAnsi="Times New Roman" w:cs="Times New Roman"/>
+          <w:sz w:val="28"/>
+          <w:szCs w:val="28"/>
+        </w:rPr>
+        <w:t xml:space="preserve"> </w:t>
+      </w:r>
       <w:r>
         <w:rPr>
           <w:rFonts w:ascii="Times New Roman" w:hAnsi="Times New Roman" w:cs="Times New Roman"/>
@@ -5623,163 +5622,6 @@
         </w:rPr>
         <w:t>capacity</w:t>
       </w:r>
-      <w:proofErr w:type="spellEnd"/>
-      <w:r>
-        <w:rPr>
-          <w:rFonts w:ascii="Times New Roman" w:hAnsi="Times New Roman" w:cs="Times New Roman"/>
-          <w:sz w:val="28"/>
-          <w:szCs w:val="28"/>
-        </w:rPr>
-        <w:t>)</w:t>
-      </w:r>
-      <w:r>
-        <w:rPr>
-          <w:rFonts w:ascii="Times New Roman" w:hAnsi="Times New Roman" w:cs="Times New Roman"/>
-          <w:sz w:val="28"/>
-          <w:szCs w:val="28"/>
-        </w:rPr>
-        <w:t xml:space="preserve"> </w:t>
-      </w:r>
-      <w:r>
-        <w:rPr>
-          <w:rFonts w:ascii="Times New Roman" w:hAnsi="Times New Roman" w:cs="Times New Roman"/>
-          <w:sz w:val="28"/>
-          <w:szCs w:val="28"/>
-        </w:rPr>
-        <w:t>и</w:t>
-      </w:r>
-      <w:r>
-        <w:rPr>
-          <w:rFonts w:ascii="Times New Roman" w:hAnsi="Times New Roman" w:cs="Times New Roman"/>
-          <w:sz w:val="28"/>
-          <w:szCs w:val="28"/>
-        </w:rPr>
-        <w:t xml:space="preserve"> </w:t>
-      </w:r>
-      <w:r>
-        <w:rPr>
-          <w:rFonts w:ascii="Times New Roman" w:hAnsi="Times New Roman" w:cs="Times New Roman"/>
-          <w:sz w:val="28"/>
-          <w:szCs w:val="28"/>
-        </w:rPr>
-        <w:t>чем</w:t>
-      </w:r>
-      <w:r>
-        <w:rPr>
-          <w:rFonts w:ascii="Times New Roman" w:hAnsi="Times New Roman" w:cs="Times New Roman"/>
-          <w:sz w:val="28"/>
-          <w:szCs w:val="28"/>
-        </w:rPr>
-        <w:t xml:space="preserve"> </w:t>
-      </w:r>
-      <w:r>
-        <w:rPr>
-          <w:rFonts w:ascii="Times New Roman" w:hAnsi="Times New Roman" w:cs="Times New Roman"/>
-          <w:sz w:val="28"/>
-          <w:szCs w:val="28"/>
-        </w:rPr>
-        <w:t>она</w:t>
-      </w:r>
-      <w:r>
-        <w:rPr>
-          <w:rFonts w:ascii="Times New Roman" w:hAnsi="Times New Roman" w:cs="Times New Roman"/>
-          <w:sz w:val="28"/>
-          <w:szCs w:val="28"/>
-        </w:rPr>
-        <w:t xml:space="preserve"> </w:t>
-      </w:r>
-      <w:r>
-        <w:rPr>
-          <w:rFonts w:ascii="Times New Roman" w:hAnsi="Times New Roman" w:cs="Times New Roman"/>
-          <w:sz w:val="28"/>
-          <w:szCs w:val="28"/>
-        </w:rPr>
-        <w:t>отличается</w:t>
-      </w:r>
-      <w:r>
-        <w:rPr>
-          <w:rFonts w:ascii="Times New Roman" w:hAnsi="Times New Roman" w:cs="Times New Roman"/>
-          <w:sz w:val="28"/>
-          <w:szCs w:val="28"/>
-        </w:rPr>
-        <w:t xml:space="preserve"> </w:t>
-      </w:r>
-      <w:r>
-        <w:rPr>
-          <w:rFonts w:ascii="Times New Roman" w:hAnsi="Times New Roman" w:cs="Times New Roman"/>
-          <w:sz w:val="28"/>
-          <w:szCs w:val="28"/>
-        </w:rPr>
-        <w:t>от</w:t>
-      </w:r>
-      <w:r>
-        <w:rPr>
-          <w:rFonts w:ascii="Times New Roman" w:hAnsi="Times New Roman" w:cs="Times New Roman"/>
-          <w:sz w:val="28"/>
-          <w:szCs w:val="28"/>
-        </w:rPr>
-        <w:t xml:space="preserve"> </w:t>
-      </w:r>
-      <w:r>
-        <w:rPr>
-          <w:rFonts w:ascii="Times New Roman" w:hAnsi="Times New Roman" w:cs="Times New Roman"/>
-          <w:sz w:val="28"/>
-          <w:szCs w:val="28"/>
-        </w:rPr>
-        <w:t>размера</w:t>
-      </w:r>
-      <w:r>
-        <w:rPr>
-          <w:rFonts w:ascii="Times New Roman" w:hAnsi="Times New Roman" w:cs="Times New Roman"/>
-          <w:sz w:val="28"/>
-          <w:szCs w:val="28"/>
-        </w:rPr>
-        <w:t xml:space="preserve"> </w:t>
-      </w:r>
-      <w:r>
-        <w:rPr>
-          <w:rFonts w:ascii="Times New Roman" w:hAnsi="Times New Roman" w:cs="Times New Roman"/>
-          <w:sz w:val="28"/>
-          <w:szCs w:val="28"/>
-        </w:rPr>
-        <w:t>(</w:t>
-      </w:r>
-      <w:proofErr w:type="spellStart"/>
-      <w:r>
-        <w:rPr>
-          <w:rFonts w:ascii="Times New Roman" w:hAnsi="Times New Roman" w:cs="Times New Roman"/>
-          <w:sz w:val="28"/>
-          <w:szCs w:val="28"/>
-        </w:rPr>
-        <w:t>size</w:t>
-      </w:r>
-      <w:proofErr w:type="spellEnd"/>
-      <w:r>
-        <w:rPr>
-          <w:rFonts w:ascii="Times New Roman" w:hAnsi="Times New Roman" w:cs="Times New Roman"/>
-          <w:sz w:val="28"/>
-          <w:szCs w:val="28"/>
-        </w:rPr>
-        <w:t>)?</w:t>
-      </w:r>
-      <w:r>
-        <w:rPr>
-          <w:rFonts w:ascii="Times New Roman" w:hAnsi="Times New Roman" w:cs="Times New Roman"/>
-          <w:sz w:val="28"/>
-          <w:szCs w:val="28"/>
-        </w:rPr>
-        <w:br/>
-      </w:r>
-      <w:proofErr w:type="spellStart"/>
-      <w:r>
-        <w:rPr>
-          <w:rFonts w:ascii="Times New Roman" w:hAnsi="Times New Roman" w:cs="Times New Roman"/>
-          <w:sz w:val="28"/>
-          <w:szCs w:val="28"/>
-        </w:rPr>
-        <w:t>size</w:t>
-      </w:r>
-      <w:proofErr w:type="spellEnd"/>
       <w:r>
         <w:rPr>
           <w:rFonts w:ascii="Times New Roman" w:hAnsi="Times New Roman" w:cs="Times New Roman"/>
@@ -5794,65 +5636,144 @@
           <w:sz w:val="28"/>
           <w:szCs w:val="28"/>
         </w:rPr>
-        <w:t>количество</w:t>
-      </w:r>
-      <w:r>
-        <w:rPr>
-          <w:rFonts w:ascii="Times New Roman" w:hAnsi="Times New Roman" w:cs="Times New Roman"/>
-          <w:sz w:val="28"/>
-          <w:szCs w:val="28"/>
-        </w:rPr>
-        <w:t xml:space="preserve"> </w:t>
-      </w:r>
-      <w:r>
-        <w:rPr>
-          <w:rFonts w:ascii="Times New Roman" w:hAnsi="Times New Roman" w:cs="Times New Roman"/>
-          <w:sz w:val="28"/>
-          <w:szCs w:val="28"/>
-        </w:rPr>
-        <w:t>реально</w:t>
-      </w:r>
-      <w:r>
-        <w:rPr>
-          <w:rFonts w:ascii="Times New Roman" w:hAnsi="Times New Roman" w:cs="Times New Roman"/>
-          <w:sz w:val="28"/>
-          <w:szCs w:val="28"/>
-        </w:rPr>
-        <w:t xml:space="preserve"> </w:t>
-      </w:r>
-      <w:r>
-        <w:rPr>
-          <w:rFonts w:ascii="Times New Roman" w:hAnsi="Times New Roman" w:cs="Times New Roman"/>
-          <w:sz w:val="28"/>
-          <w:szCs w:val="28"/>
-        </w:rPr>
-        <w:t>хранимых</w:t>
-      </w:r>
-      <w:r>
-        <w:rPr>
-          <w:rFonts w:ascii="Times New Roman" w:hAnsi="Times New Roman" w:cs="Times New Roman"/>
-          <w:sz w:val="28"/>
-          <w:szCs w:val="28"/>
-        </w:rPr>
-        <w:t xml:space="preserve"> </w:t>
-      </w:r>
-      <w:r>
-        <w:rPr>
-          <w:rFonts w:ascii="Times New Roman" w:hAnsi="Times New Roman" w:cs="Times New Roman"/>
-          <w:sz w:val="28"/>
-          <w:szCs w:val="28"/>
-        </w:rPr>
-        <w:t>элементов.</w:t>
-      </w:r>
-      <w:r>
-        <w:rPr>
-          <w:rFonts w:ascii="Times New Roman" w:hAnsi="Times New Roman" w:cs="Times New Roman"/>
-          <w:sz w:val="28"/>
-          <w:szCs w:val="28"/>
-        </w:rPr>
-        <w:t xml:space="preserve"> </w:t>
-      </w:r>
-      <w:proofErr w:type="spellStart"/>
+        <w:t>сколько</w:t>
+      </w:r>
+      <w:r>
+        <w:rPr>
+          <w:rFonts w:ascii="Times New Roman" w:hAnsi="Times New Roman" w:cs="Times New Roman"/>
+          <w:sz w:val="28"/>
+          <w:szCs w:val="28"/>
+        </w:rPr>
+        <w:t xml:space="preserve"> </w:t>
+      </w:r>
+      <w:r>
+        <w:rPr>
+          <w:rFonts w:ascii="Times New Roman" w:hAnsi="Times New Roman" w:cs="Times New Roman"/>
+          <w:sz w:val="28"/>
+          <w:szCs w:val="28"/>
+        </w:rPr>
+        <w:t>элементов</w:t>
+      </w:r>
+      <w:r>
+        <w:rPr>
+          <w:rFonts w:ascii="Times New Roman" w:hAnsi="Times New Roman" w:cs="Times New Roman"/>
+          <w:sz w:val="28"/>
+          <w:szCs w:val="28"/>
+        </w:rPr>
+        <w:t xml:space="preserve"> </w:t>
+      </w:r>
+      <w:r>
+        <w:rPr>
+          <w:rFonts w:ascii="Times New Roman" w:hAnsi="Times New Roman" w:cs="Times New Roman"/>
+          <w:sz w:val="28"/>
+          <w:szCs w:val="28"/>
+        </w:rPr>
+        <w:t>может</w:t>
+      </w:r>
+      <w:r>
+        <w:rPr>
+          <w:rFonts w:ascii="Times New Roman" w:hAnsi="Times New Roman" w:cs="Times New Roman"/>
+          <w:sz w:val="28"/>
+          <w:szCs w:val="28"/>
+        </w:rPr>
+        <w:t xml:space="preserve"> </w:t>
+      </w:r>
+      <w:r>
+        <w:rPr>
+          <w:rFonts w:ascii="Times New Roman" w:hAnsi="Times New Roman" w:cs="Times New Roman"/>
+          <w:sz w:val="28"/>
+          <w:szCs w:val="28"/>
+        </w:rPr>
+        <w:t>поместиться</w:t>
+      </w:r>
+      <w:r>
+        <w:rPr>
+          <w:rFonts w:ascii="Times New Roman" w:hAnsi="Times New Roman" w:cs="Times New Roman"/>
+          <w:sz w:val="28"/>
+          <w:szCs w:val="28"/>
+        </w:rPr>
+        <w:t xml:space="preserve"> </w:t>
+      </w:r>
+      <w:r>
+        <w:rPr>
+          <w:rFonts w:ascii="Times New Roman" w:hAnsi="Times New Roman" w:cs="Times New Roman"/>
+          <w:sz w:val="28"/>
+          <w:szCs w:val="28"/>
+        </w:rPr>
+        <w:t>в</w:t>
+      </w:r>
+      <w:r>
+        <w:rPr>
+          <w:rFonts w:ascii="Times New Roman" w:hAnsi="Times New Roman" w:cs="Times New Roman"/>
+          <w:sz w:val="28"/>
+          <w:szCs w:val="28"/>
+        </w:rPr>
+        <w:t xml:space="preserve"> </w:t>
+      </w:r>
+      <w:r>
+        <w:rPr>
+          <w:rFonts w:ascii="Times New Roman" w:hAnsi="Times New Roman" w:cs="Times New Roman"/>
+          <w:sz w:val="28"/>
+          <w:szCs w:val="28"/>
+        </w:rPr>
+        <w:t>выделенной</w:t>
+      </w:r>
+      <w:r>
+        <w:rPr>
+          <w:rFonts w:ascii="Times New Roman" w:hAnsi="Times New Roman" w:cs="Times New Roman"/>
+          <w:sz w:val="28"/>
+          <w:szCs w:val="28"/>
+        </w:rPr>
+        <w:t xml:space="preserve"> </w:t>
+      </w:r>
+      <w:r>
+        <w:rPr>
+          <w:rFonts w:ascii="Times New Roman" w:hAnsi="Times New Roman" w:cs="Times New Roman"/>
+          <w:sz w:val="28"/>
+          <w:szCs w:val="28"/>
+        </w:rPr>
+        <w:t>памяти</w:t>
+      </w:r>
+      <w:r>
+        <w:rPr>
+          <w:rFonts w:ascii="Times New Roman" w:hAnsi="Times New Roman" w:cs="Times New Roman"/>
+          <w:sz w:val="28"/>
+          <w:szCs w:val="28"/>
+        </w:rPr>
+        <w:t xml:space="preserve"> </w:t>
+      </w:r>
+      <w:r>
+        <w:rPr>
+          <w:rFonts w:ascii="Times New Roman" w:hAnsi="Times New Roman" w:cs="Times New Roman"/>
+          <w:sz w:val="28"/>
+          <w:szCs w:val="28"/>
+        </w:rPr>
+        <w:t>без</w:t>
+      </w:r>
+      <w:r>
+        <w:rPr>
+          <w:rFonts w:ascii="Times New Roman" w:hAnsi="Times New Roman" w:cs="Times New Roman"/>
+          <w:sz w:val="28"/>
+          <w:szCs w:val="28"/>
+        </w:rPr>
+        <w:t xml:space="preserve"> </w:t>
+      </w:r>
+      <w:r>
+        <w:rPr>
+          <w:rFonts w:ascii="Times New Roman" w:hAnsi="Times New Roman" w:cs="Times New Roman"/>
+          <w:sz w:val="28"/>
+          <w:szCs w:val="28"/>
+        </w:rPr>
+        <w:t>перевыделения.</w:t>
+      </w:r>
+      <w:r>
+        <w:rPr>
+          <w:rFonts w:ascii="Times New Roman" w:hAnsi="Times New Roman" w:cs="Times New Roman"/>
+          <w:sz w:val="28"/>
+          <w:szCs w:val="28"/>
+        </w:rPr>
+        <w:t xml:space="preserve"> </w:t>
+      </w:r>
       <w:r>
         <w:rPr>
           <w:rFonts w:ascii="Times New Roman" w:hAnsi="Times New Roman" w:cs="Times New Roman"/>
@@ -5861,179 +5782,6 @@
         </w:rPr>
         <w:t>capacity</w:t>
       </w:r>
-      <w:proofErr w:type="spellEnd"/>
-      <w:r>
-        <w:rPr>
-          <w:rFonts w:ascii="Times New Roman" w:hAnsi="Times New Roman" w:cs="Times New Roman"/>
-          <w:sz w:val="28"/>
-          <w:szCs w:val="28"/>
-        </w:rPr>
-        <w:t xml:space="preserve"> – </w:t>
-      </w:r>
-      <w:r>
-        <w:rPr>
-          <w:rFonts w:ascii="Times New Roman" w:hAnsi="Times New Roman" w:cs="Times New Roman"/>
-          <w:sz w:val="28"/>
-          <w:szCs w:val="28"/>
-        </w:rPr>
-        <w:t>сколько</w:t>
-      </w:r>
-      <w:r>
-        <w:rPr>
-          <w:rFonts w:ascii="Times New Roman" w:hAnsi="Times New Roman" w:cs="Times New Roman"/>
-          <w:sz w:val="28"/>
-          <w:szCs w:val="28"/>
-        </w:rPr>
-        <w:t xml:space="preserve"> </w:t>
-      </w:r>
-      <w:r>
-        <w:rPr>
-          <w:rFonts w:ascii="Times New Roman" w:hAnsi="Times New Roman" w:cs="Times New Roman"/>
-          <w:sz w:val="28"/>
-          <w:szCs w:val="28"/>
-        </w:rPr>
-        <w:t>элементов</w:t>
-      </w:r>
-      <w:r>
-        <w:rPr>
-          <w:rFonts w:ascii="Times New Roman" w:hAnsi="Times New Roman" w:cs="Times New Roman"/>
-          <w:sz w:val="28"/>
-          <w:szCs w:val="28"/>
-        </w:rPr>
-        <w:t xml:space="preserve"> </w:t>
-      </w:r>
-      <w:r>
-        <w:rPr>
-          <w:rFonts w:ascii="Times New Roman" w:hAnsi="Times New Roman" w:cs="Times New Roman"/>
-          <w:sz w:val="28"/>
-          <w:szCs w:val="28"/>
-        </w:rPr>
-        <w:t>может</w:t>
-      </w:r>
-      <w:r>
-        <w:rPr>
-          <w:rFonts w:ascii="Times New Roman" w:hAnsi="Times New Roman" w:cs="Times New Roman"/>
-          <w:sz w:val="28"/>
-          <w:szCs w:val="28"/>
-        </w:rPr>
-        <w:t xml:space="preserve"> </w:t>
-      </w:r>
-      <w:r>
-        <w:rPr>
-          <w:rFonts w:ascii="Times New Roman" w:hAnsi="Times New Roman" w:cs="Times New Roman"/>
-          <w:sz w:val="28"/>
-          <w:szCs w:val="28"/>
-        </w:rPr>
-        <w:t>поместиться</w:t>
-      </w:r>
-      <w:r>
-        <w:rPr>
-          <w:rFonts w:ascii="Times New Roman" w:hAnsi="Times New Roman" w:cs="Times New Roman"/>
-          <w:sz w:val="28"/>
-          <w:szCs w:val="28"/>
-        </w:rPr>
-        <w:t xml:space="preserve"> </w:t>
-      </w:r>
-      <w:r>
-        <w:rPr>
-          <w:rFonts w:ascii="Times New Roman" w:hAnsi="Times New Roman" w:cs="Times New Roman"/>
-          <w:sz w:val="28"/>
-          <w:szCs w:val="28"/>
-        </w:rPr>
-        <w:t>в</w:t>
-      </w:r>
-      <w:r>
-        <w:rPr>
-          <w:rFonts w:ascii="Times New Roman" w:hAnsi="Times New Roman" w:cs="Times New Roman"/>
-          <w:sz w:val="28"/>
-          <w:szCs w:val="28"/>
-        </w:rPr>
-        <w:t xml:space="preserve"> </w:t>
-      </w:r>
-      <w:r>
-        <w:rPr>
-          <w:rFonts w:ascii="Times New Roman" w:hAnsi="Times New Roman" w:cs="Times New Roman"/>
-          <w:sz w:val="28"/>
-          <w:szCs w:val="28"/>
-        </w:rPr>
-        <w:t>выделенной</w:t>
-      </w:r>
-      <w:r>
-        <w:rPr>
-          <w:rFonts w:ascii="Times New Roman" w:hAnsi="Times New Roman" w:cs="Times New Roman"/>
-          <w:sz w:val="28"/>
-          <w:szCs w:val="28"/>
-        </w:rPr>
-        <w:t xml:space="preserve"> </w:t>
-      </w:r>
-      <w:r>
-        <w:rPr>
-          <w:rFonts w:ascii="Times New Roman" w:hAnsi="Times New Roman" w:cs="Times New Roman"/>
-          <w:sz w:val="28"/>
-          <w:szCs w:val="28"/>
-        </w:rPr>
-        <w:t>памяти</w:t>
-      </w:r>
-      <w:r>
-        <w:rPr>
-          <w:rFonts w:ascii="Times New Roman" w:hAnsi="Times New Roman" w:cs="Times New Roman"/>
-          <w:sz w:val="28"/>
-          <w:szCs w:val="28"/>
-        </w:rPr>
-        <w:t xml:space="preserve"> </w:t>
-      </w:r>
-      <w:r>
-        <w:rPr>
-          <w:rFonts w:ascii="Times New Roman" w:hAnsi="Times New Roman" w:cs="Times New Roman"/>
-          <w:sz w:val="28"/>
-          <w:szCs w:val="28"/>
-        </w:rPr>
-        <w:t>без</w:t>
-      </w:r>
-      <w:r>
-        <w:rPr>
-          <w:rFonts w:ascii="Times New Roman" w:hAnsi="Times New Roman" w:cs="Times New Roman"/>
-          <w:sz w:val="28"/>
-          <w:szCs w:val="28"/>
-        </w:rPr>
-        <w:t xml:space="preserve"> </w:t>
-      </w:r>
-      <w:proofErr w:type="spellStart"/>
-      <w:r>
-        <w:rPr>
-          <w:rFonts w:ascii="Times New Roman" w:hAnsi="Times New Roman" w:cs="Times New Roman"/>
-          <w:sz w:val="28"/>
-          <w:szCs w:val="28"/>
-        </w:rPr>
-        <w:t>перевыделения</w:t>
-      </w:r>
-      <w:proofErr w:type="spellEnd"/>
-      <w:r>
-        <w:rPr>
-          <w:rFonts w:ascii="Times New Roman" w:hAnsi="Times New Roman" w:cs="Times New Roman"/>
-          <w:sz w:val="28"/>
-          <w:szCs w:val="28"/>
-        </w:rPr>
-        <w:t>.</w:t>
-      </w:r>
-      <w:r>
-        <w:rPr>
-          <w:rFonts w:ascii="Times New Roman" w:hAnsi="Times New Roman" w:cs="Times New Roman"/>
-          <w:sz w:val="28"/>
-          <w:szCs w:val="28"/>
-        </w:rPr>
-        <w:t xml:space="preserve"> </w:t>
-      </w:r>
-      <w:proofErr w:type="spellStart"/>
-      <w:r>
-        <w:rPr>
-          <w:rFonts w:ascii="Times New Roman" w:hAnsi="Times New Roman" w:cs="Times New Roman"/>
-          <w:sz w:val="28"/>
-          <w:szCs w:val="28"/>
-        </w:rPr>
-        <w:t>capacity</w:t>
-      </w:r>
-      <w:proofErr w:type="spellEnd"/>
       <w:r>
         <w:rPr>
           <w:rFonts w:ascii="Times New Roman" w:hAnsi="Times New Roman" w:cs="Times New Roman"/>
@@ -6058,23 +5806,13 @@
         </w:rPr>
         <w:t xml:space="preserve"> </w:t>
       </w:r>
-      <w:proofErr w:type="spellStart"/>
-      <w:r>
-        <w:rPr>
-          <w:rFonts w:ascii="Times New Roman" w:hAnsi="Times New Roman" w:cs="Times New Roman"/>
-          <w:sz w:val="28"/>
-          <w:szCs w:val="28"/>
-        </w:rPr>
-        <w:t>size</w:t>
-      </w:r>
-      <w:proofErr w:type="spellEnd"/>
-      <w:r>
-        <w:rPr>
-          <w:rFonts w:ascii="Times New Roman" w:hAnsi="Times New Roman" w:cs="Times New Roman"/>
-          <w:sz w:val="28"/>
-          <w:szCs w:val="28"/>
-        </w:rPr>
-        <w:t>.</w:t>
+      <w:r>
+        <w:rPr>
+          <w:rFonts w:ascii="Times New Roman" w:hAnsi="Times New Roman" w:cs="Times New Roman"/>
+          <w:sz w:val="28"/>
+          <w:szCs w:val="28"/>
+        </w:rPr>
+        <w:t>size.</w:t>
       </w:r>
     </w:p>
     <w:p>
@@ -6385,23 +6123,13 @@
         </w:rPr>
         <w:t xml:space="preserve"> </w:t>
       </w:r>
-      <w:proofErr w:type="spellStart"/>
-      <w:r>
-        <w:rPr>
-          <w:rFonts w:ascii="Times New Roman" w:hAnsi="Times New Roman" w:cs="Times New Roman"/>
-          <w:sz w:val="28"/>
-          <w:szCs w:val="28"/>
-        </w:rPr>
-        <w:t>push_back</w:t>
-      </w:r>
-      <w:proofErr w:type="spellEnd"/>
-      <w:r>
-        <w:rPr>
-          <w:rFonts w:ascii="Times New Roman" w:hAnsi="Times New Roman" w:cs="Times New Roman"/>
-          <w:sz w:val="28"/>
-          <w:szCs w:val="28"/>
-        </w:rPr>
-        <w:t>.</w:t>
+      <w:r>
+        <w:rPr>
+          <w:rFonts w:ascii="Times New Roman" w:hAnsi="Times New Roman" w:cs="Times New Roman"/>
+          <w:sz w:val="28"/>
+          <w:szCs w:val="28"/>
+        </w:rPr>
+        <w:t>push_back.</w:t>
       </w:r>
       <w:r>
         <w:rPr>
@@ -6523,7 +6251,6 @@
         </w:rPr>
         <w:t xml:space="preserve"> </w:t>
       </w:r>
-      <w:proofErr w:type="spellStart"/>
       <w:r>
         <w:rPr>
           <w:rFonts w:ascii="Times New Roman" w:hAnsi="Times New Roman" w:cs="Times New Roman"/>
@@ -6532,7 +6259,6 @@
         </w:rPr>
         <w:t>перевыделений</w:t>
       </w:r>
-      <w:proofErr w:type="spellEnd"/>
       <w:r>
         <w:rPr>
           <w:rFonts w:ascii="Times New Roman" w:hAnsi="Times New Roman" w:cs="Times New Roman"/>
@@ -6725,23 +6451,13 @@
         </w:rPr>
         <w:t xml:space="preserve"> </w:t>
       </w:r>
-      <w:proofErr w:type="spellStart"/>
-      <w:r>
-        <w:rPr>
-          <w:rFonts w:ascii="Times New Roman" w:hAnsi="Times New Roman" w:cs="Times New Roman"/>
-          <w:sz w:val="28"/>
-          <w:szCs w:val="28"/>
-        </w:rPr>
-        <w:t>push_back</w:t>
-      </w:r>
-      <w:proofErr w:type="spellEnd"/>
-      <w:r>
-        <w:rPr>
-          <w:rFonts w:ascii="Times New Roman" w:hAnsi="Times New Roman" w:cs="Times New Roman"/>
-          <w:sz w:val="28"/>
-          <w:szCs w:val="28"/>
-        </w:rPr>
-        <w:t>?</w:t>
+      <w:r>
+        <w:rPr>
+          <w:rFonts w:ascii="Times New Roman" w:hAnsi="Times New Roman" w:cs="Times New Roman"/>
+          <w:sz w:val="28"/>
+          <w:szCs w:val="28"/>
+        </w:rPr>
+        <w:t>push_back?</w:t>
       </w:r>
       <w:r>
         <w:rPr>
@@ -7497,7 +7213,6 @@
         </w:rPr>
         <w:t xml:space="preserve"> </w:t>
       </w:r>
-      <w:proofErr w:type="spellStart"/>
       <w:r>
         <w:rPr>
           <w:rFonts w:ascii="Times New Roman" w:hAnsi="Times New Roman" w:cs="Times New Roman"/>
@@ -7506,7 +7221,6 @@
         </w:rPr>
         <w:t>избежания</w:t>
       </w:r>
-      <w:proofErr w:type="spellEnd"/>
       <w:r>
         <w:rPr>
           <w:rFonts w:ascii="Times New Roman" w:hAnsi="Times New Roman" w:cs="Times New Roman"/>
@@ -8405,7 +8119,6 @@
         </w:rPr>
         <w:t xml:space="preserve"> </w:t>
       </w:r>
-      <w:proofErr w:type="spellStart"/>
       <w:r>
         <w:rPr>
           <w:rFonts w:ascii="Times New Roman" w:hAnsi="Times New Roman" w:cs="Times New Roman"/>
@@ -8414,33 +8127,22 @@
         </w:rPr>
         <w:t>if</w:t>
       </w:r>
-      <w:proofErr w:type="spellEnd"/>
-      <w:r>
-        <w:rPr>
-          <w:rFonts w:ascii="Times New Roman" w:hAnsi="Times New Roman" w:cs="Times New Roman"/>
-          <w:sz w:val="28"/>
-          <w:szCs w:val="28"/>
-        </w:rPr>
-        <w:t xml:space="preserve"> </w:t>
-      </w:r>
-      <w:r>
-        <w:rPr>
-          <w:rFonts w:ascii="Times New Roman" w:hAnsi="Times New Roman" w:cs="Times New Roman"/>
-          <w:sz w:val="28"/>
-          <w:szCs w:val="28"/>
-        </w:rPr>
-        <w:t>(</w:t>
-      </w:r>
-      <w:proofErr w:type="spellStart"/>
-      <w:r>
-        <w:rPr>
-          <w:rFonts w:ascii="Times New Roman" w:hAnsi="Times New Roman" w:cs="Times New Roman"/>
-          <w:sz w:val="28"/>
-          <w:szCs w:val="28"/>
-        </w:rPr>
-        <w:t>this</w:t>
-      </w:r>
-      <w:proofErr w:type="spellEnd"/>
+      <w:r>
+        <w:rPr>
+          <w:rFonts w:ascii="Times New Roman" w:hAnsi="Times New Roman" w:cs="Times New Roman"/>
+          <w:sz w:val="28"/>
+          <w:szCs w:val="28"/>
+        </w:rPr>
+        <w:t xml:space="preserve"> </w:t>
+      </w:r>
+      <w:r>
+        <w:rPr>
+          <w:rFonts w:ascii="Times New Roman" w:hAnsi="Times New Roman" w:cs="Times New Roman"/>
+          <w:sz w:val="28"/>
+          <w:szCs w:val="28"/>
+        </w:rPr>
+        <w:t>(this</w:t>
+      </w:r>
       <w:r>
         <w:rPr>
           <w:rFonts w:ascii="Times New Roman" w:hAnsi="Times New Roman" w:cs="Times New Roman"/>
@@ -8471,25 +8173,7 @@
           <w:sz w:val="28"/>
           <w:szCs w:val="28"/>
         </w:rPr>
-        <w:t>&amp;</w:t>
-      </w:r>
-      <w:proofErr w:type="spellStart"/>
-      <w:r>
-        <w:rPr>
-          <w:rFonts w:ascii="Times New Roman" w:hAnsi="Times New Roman" w:cs="Times New Roman"/>
-          <w:sz w:val="28"/>
-          <w:szCs w:val="28"/>
-        </w:rPr>
-        <w:t>other</w:t>
-      </w:r>
-      <w:proofErr w:type="spellEnd"/>
-      <w:r>
-        <w:rPr>
-          <w:rFonts w:ascii="Times New Roman" w:hAnsi="Times New Roman" w:cs="Times New Roman"/>
-          <w:sz w:val="28"/>
-          <w:szCs w:val="28"/>
-        </w:rPr>
-        <w:t>)</w:t>
+        <w:t>&amp;other)</w:t>
       </w:r>
       <w:r>
         <w:rPr>
@@ -8572,7 +8256,6 @@
         </w:rPr>
         <w:t xml:space="preserve"> </w:t>
       </w:r>
-      <w:proofErr w:type="spellStart"/>
       <w:r>
         <w:rPr>
           <w:rFonts w:ascii="Times New Roman" w:hAnsi="Times New Roman" w:cs="Times New Roman"/>
@@ -8581,7 +8264,6 @@
         </w:rPr>
         <w:t>самоприсваивания</w:t>
       </w:r>
-      <w:proofErr w:type="spellEnd"/>
       <w:r>
         <w:rPr>
           <w:rFonts w:ascii="Times New Roman" w:hAnsi="Times New Roman" w:cs="Times New Roman"/>
@@ -9223,23 +8905,13 @@
         </w:rPr>
         <w:t xml:space="preserve"> </w:t>
       </w:r>
-      <w:proofErr w:type="spellStart"/>
-      <w:r>
-        <w:rPr>
-          <w:rFonts w:ascii="Times New Roman" w:hAnsi="Times New Roman" w:cs="Times New Roman"/>
-          <w:sz w:val="28"/>
-          <w:szCs w:val="28"/>
-        </w:rPr>
-        <w:t>begin</w:t>
-      </w:r>
-      <w:proofErr w:type="spellEnd"/>
-      <w:r>
-        <w:rPr>
-          <w:rFonts w:ascii="Times New Roman" w:hAnsi="Times New Roman" w:cs="Times New Roman"/>
-          <w:sz w:val="28"/>
-          <w:szCs w:val="28"/>
-        </w:rPr>
-        <w:t>()</w:t>
+      <w:r>
+        <w:rPr>
+          <w:rFonts w:ascii="Times New Roman" w:hAnsi="Times New Roman" w:cs="Times New Roman"/>
+          <w:sz w:val="28"/>
+          <w:szCs w:val="28"/>
+        </w:rPr>
+        <w:t>begin()</w:t>
       </w:r>
       <w:r>
         <w:rPr>
@@ -9265,23 +8937,13 @@
         </w:rPr>
         <w:t xml:space="preserve"> </w:t>
       </w:r>
-      <w:proofErr w:type="spellStart"/>
-      <w:r>
-        <w:rPr>
-          <w:rFonts w:ascii="Times New Roman" w:hAnsi="Times New Roman" w:cs="Times New Roman"/>
-          <w:sz w:val="28"/>
-          <w:szCs w:val="28"/>
-        </w:rPr>
-        <w:t>end</w:t>
-      </w:r>
-      <w:proofErr w:type="spellEnd"/>
-      <w:r>
-        <w:rPr>
-          <w:rFonts w:ascii="Times New Roman" w:hAnsi="Times New Roman" w:cs="Times New Roman"/>
-          <w:sz w:val="28"/>
-          <w:szCs w:val="28"/>
-        </w:rPr>
-        <w:t>()?</w:t>
+      <w:r>
+        <w:rPr>
+          <w:rFonts w:ascii="Times New Roman" w:hAnsi="Times New Roman" w:cs="Times New Roman"/>
+          <w:sz w:val="28"/>
+          <w:szCs w:val="28"/>
+        </w:rPr>
+        <w:t>end()?</w:t>
       </w:r>
     </w:p>
     <w:p>
@@ -9439,7 +9101,6 @@
         </w:rPr>
         <w:t xml:space="preserve"> </w:t>
       </w:r>
-      <w:proofErr w:type="spellStart"/>
       <w:r>
         <w:rPr>
           <w:rFonts w:ascii="Times New Roman" w:hAnsi="Times New Roman" w:cs="Times New Roman"/>
@@ -9448,58 +9109,37 @@
         </w:rPr>
         <w:t>range-based</w:t>
       </w:r>
-      <w:proofErr w:type="spellEnd"/>
-      <w:r>
-        <w:rPr>
-          <w:rFonts w:ascii="Times New Roman" w:hAnsi="Times New Roman" w:cs="Times New Roman"/>
-          <w:sz w:val="28"/>
-          <w:szCs w:val="28"/>
-        </w:rPr>
-        <w:t xml:space="preserve"> </w:t>
-      </w:r>
-      <w:proofErr w:type="spellStart"/>
-      <w:r>
-        <w:rPr>
-          <w:rFonts w:ascii="Times New Roman" w:hAnsi="Times New Roman" w:cs="Times New Roman"/>
-          <w:sz w:val="28"/>
-          <w:szCs w:val="28"/>
-        </w:rPr>
-        <w:t>for</w:t>
-      </w:r>
-      <w:proofErr w:type="spellEnd"/>
-      <w:r>
-        <w:rPr>
-          <w:rFonts w:ascii="Times New Roman" w:hAnsi="Times New Roman" w:cs="Times New Roman"/>
-          <w:sz w:val="28"/>
-          <w:szCs w:val="28"/>
-        </w:rPr>
-        <w:t>).</w:t>
-      </w:r>
-      <w:r>
-        <w:rPr>
-          <w:rFonts w:ascii="Times New Roman" w:hAnsi="Times New Roman" w:cs="Times New Roman"/>
-          <w:sz w:val="28"/>
-          <w:szCs w:val="28"/>
-        </w:rPr>
-        <w:t xml:space="preserve"> </w:t>
-      </w:r>
-      <w:proofErr w:type="spellStart"/>
-      <w:r>
-        <w:rPr>
-          <w:rFonts w:ascii="Times New Roman" w:hAnsi="Times New Roman" w:cs="Times New Roman"/>
-          <w:sz w:val="28"/>
-          <w:szCs w:val="28"/>
-        </w:rPr>
-        <w:t>begin</w:t>
-      </w:r>
-      <w:proofErr w:type="spellEnd"/>
-      <w:r>
-        <w:rPr>
-          <w:rFonts w:ascii="Times New Roman" w:hAnsi="Times New Roman" w:cs="Times New Roman"/>
-          <w:sz w:val="28"/>
-          <w:szCs w:val="28"/>
-        </w:rPr>
-        <w:t>()</w:t>
+      <w:r>
+        <w:rPr>
+          <w:rFonts w:ascii="Times New Roman" w:hAnsi="Times New Roman" w:cs="Times New Roman"/>
+          <w:sz w:val="28"/>
+          <w:szCs w:val="28"/>
+        </w:rPr>
+        <w:t xml:space="preserve"> </w:t>
+      </w:r>
+      <w:r>
+        <w:rPr>
+          <w:rFonts w:ascii="Times New Roman" w:hAnsi="Times New Roman" w:cs="Times New Roman"/>
+          <w:sz w:val="28"/>
+          <w:szCs w:val="28"/>
+        </w:rPr>
+        <w:t>for).</w:t>
+      </w:r>
+      <w:r>
+        <w:rPr>
+          <w:rFonts w:ascii="Times New Roman" w:hAnsi="Times New Roman" w:cs="Times New Roman"/>
+          <w:sz w:val="28"/>
+          <w:szCs w:val="28"/>
+        </w:rPr>
+        <w:t xml:space="preserve"> </w:t>
+      </w:r>
+      <w:r>
+        <w:rPr>
+          <w:rFonts w:ascii="Times New Roman" w:hAnsi="Times New Roman" w:cs="Times New Roman"/>
+          <w:sz w:val="28"/>
+          <w:szCs w:val="28"/>
+        </w:rPr>
+        <w:t>begin()</w:t>
       </w:r>
       <w:r>
         <w:rPr>
@@ -9573,23 +9213,13 @@
         </w:rPr>
         <w:t xml:space="preserve"> </w:t>
       </w:r>
-      <w:proofErr w:type="spellStart"/>
-      <w:r>
-        <w:rPr>
-          <w:rFonts w:ascii="Times New Roman" w:hAnsi="Times New Roman" w:cs="Times New Roman"/>
-          <w:sz w:val="28"/>
-          <w:szCs w:val="28"/>
-        </w:rPr>
-        <w:t>end</w:t>
-      </w:r>
-      <w:proofErr w:type="spellEnd"/>
-      <w:r>
-        <w:rPr>
-          <w:rFonts w:ascii="Times New Roman" w:hAnsi="Times New Roman" w:cs="Times New Roman"/>
-          <w:sz w:val="28"/>
-          <w:szCs w:val="28"/>
-        </w:rPr>
-        <w:t>()</w:t>
+      <w:r>
+        <w:rPr>
+          <w:rFonts w:ascii="Times New Roman" w:hAnsi="Times New Roman" w:cs="Times New Roman"/>
+          <w:sz w:val="28"/>
+          <w:szCs w:val="28"/>
+        </w:rPr>
+        <w:t>end()</w:t>
       </w:r>
       <w:r>
         <w:rPr>
@@ -9704,7 +9334,6 @@
         </w:rPr>
         <w:t xml:space="preserve"> </w:t>
       </w:r>
-      <w:proofErr w:type="spellStart"/>
       <w:r>
         <w:rPr>
           <w:rFonts w:ascii="Times New Roman" w:hAnsi="Times New Roman" w:cs="Times New Roman"/>
@@ -9713,16 +9342,14 @@
         </w:rPr>
         <w:t>range-based</w:t>
       </w:r>
-      <w:proofErr w:type="spellEnd"/>
-      <w:r>
-        <w:rPr>
-          <w:rFonts w:ascii="Times New Roman" w:hAnsi="Times New Roman" w:cs="Times New Roman"/>
-          <w:sz w:val="28"/>
-          <w:szCs w:val="28"/>
-        </w:rPr>
-        <w:t xml:space="preserve"> </w:t>
-      </w:r>
-      <w:proofErr w:type="spellStart"/>
+      <w:r>
+        <w:rPr>
+          <w:rFonts w:ascii="Times New Roman" w:hAnsi="Times New Roman" w:cs="Times New Roman"/>
+          <w:sz w:val="28"/>
+          <w:szCs w:val="28"/>
+        </w:rPr>
+        <w:t xml:space="preserve"> </w:t>
+      </w:r>
       <w:r>
         <w:rPr>
           <w:rFonts w:ascii="Times New Roman" w:hAnsi="Times New Roman" w:cs="Times New Roman"/>
@@ -9731,7 +9358,6 @@
         </w:rPr>
         <w:t>for</w:t>
       </w:r>
-      <w:proofErr w:type="spellEnd"/>
       <w:r>
         <w:rPr>
           <w:rFonts w:ascii="Times New Roman" w:hAnsi="Times New Roman" w:cs="Times New Roman"/>
@@ -9829,23 +9455,13 @@
         </w:rPr>
         <w:t xml:space="preserve"> </w:t>
       </w:r>
-      <w:proofErr w:type="spellStart"/>
-      <w:r>
-        <w:rPr>
-          <w:rFonts w:ascii="Times New Roman" w:hAnsi="Times New Roman" w:cs="Times New Roman"/>
-          <w:sz w:val="28"/>
-          <w:szCs w:val="28"/>
-        </w:rPr>
-        <w:t>begin</w:t>
-      </w:r>
-      <w:proofErr w:type="spellEnd"/>
-      <w:r>
-        <w:rPr>
-          <w:rFonts w:ascii="Times New Roman" w:hAnsi="Times New Roman" w:cs="Times New Roman"/>
-          <w:sz w:val="28"/>
-          <w:szCs w:val="28"/>
-        </w:rPr>
-        <w:t>()</w:t>
+      <w:r>
+        <w:rPr>
+          <w:rFonts w:ascii="Times New Roman" w:hAnsi="Times New Roman" w:cs="Times New Roman"/>
+          <w:sz w:val="28"/>
+          <w:szCs w:val="28"/>
+        </w:rPr>
+        <w:t>begin()</w:t>
       </w:r>
       <w:r>
         <w:rPr>
@@ -9871,23 +9487,13 @@
         </w:rPr>
         <w:t xml:space="preserve"> </w:t>
       </w:r>
-      <w:proofErr w:type="spellStart"/>
-      <w:r>
-        <w:rPr>
-          <w:rFonts w:ascii="Times New Roman" w:hAnsi="Times New Roman" w:cs="Times New Roman"/>
-          <w:sz w:val="28"/>
-          <w:szCs w:val="28"/>
-        </w:rPr>
-        <w:t>end</w:t>
-      </w:r>
-      <w:proofErr w:type="spellEnd"/>
-      <w:r>
-        <w:rPr>
-          <w:rFonts w:ascii="Times New Roman" w:hAnsi="Times New Roman" w:cs="Times New Roman"/>
-          <w:sz w:val="28"/>
-          <w:szCs w:val="28"/>
-        </w:rPr>
-        <w:t>(),</w:t>
+      <w:r>
+        <w:rPr>
+          <w:rFonts w:ascii="Times New Roman" w:hAnsi="Times New Roman" w:cs="Times New Roman"/>
+          <w:sz w:val="28"/>
+          <w:szCs w:val="28"/>
+        </w:rPr>
+        <w:t>end(),</w:t>
       </w:r>
       <w:r>
         <w:rPr>
@@ -10899,23 +10505,13 @@
         </w:rPr>
         <w:t xml:space="preserve"> </w:t>
       </w:r>
-      <w:proofErr w:type="spellStart"/>
-      <w:r>
-        <w:rPr>
-          <w:rFonts w:ascii="Times New Roman" w:hAnsi="Times New Roman" w:cs="Times New Roman"/>
-          <w:sz w:val="28"/>
-          <w:szCs w:val="28"/>
-        </w:rPr>
-        <w:t>noexcept</w:t>
-      </w:r>
-      <w:proofErr w:type="spellEnd"/>
-      <w:r>
-        <w:rPr>
-          <w:rFonts w:ascii="Times New Roman" w:hAnsi="Times New Roman" w:cs="Times New Roman"/>
-          <w:sz w:val="28"/>
-          <w:szCs w:val="28"/>
-        </w:rPr>
-        <w:t>?</w:t>
+      <w:r>
+        <w:rPr>
+          <w:rFonts w:ascii="Times New Roman" w:hAnsi="Times New Roman" w:cs="Times New Roman"/>
+          <w:sz w:val="28"/>
+          <w:szCs w:val="28"/>
+        </w:rPr>
+        <w:t>noexcept?</w:t>
       </w:r>
       <w:r>
         <w:rPr>
@@ -11255,23 +10851,13 @@
         </w:rPr>
         <w:t xml:space="preserve"> </w:t>
       </w:r>
-      <w:proofErr w:type="spellStart"/>
-      <w:r>
-        <w:rPr>
-          <w:rFonts w:ascii="Times New Roman" w:hAnsi="Times New Roman" w:cs="Times New Roman"/>
-          <w:sz w:val="28"/>
-          <w:szCs w:val="28"/>
-        </w:rPr>
-        <w:t>delete</w:t>
-      </w:r>
-      <w:proofErr w:type="spellEnd"/>
-      <w:r>
-        <w:rPr>
-          <w:rFonts w:ascii="Times New Roman" w:hAnsi="Times New Roman" w:cs="Times New Roman"/>
-          <w:sz w:val="28"/>
-          <w:szCs w:val="28"/>
-        </w:rPr>
-        <w:t>[]</w:t>
+      <w:r>
+        <w:rPr>
+          <w:rFonts w:ascii="Times New Roman" w:hAnsi="Times New Roman" w:cs="Times New Roman"/>
+          <w:sz w:val="28"/>
+          <w:szCs w:val="28"/>
+        </w:rPr>
+        <w:t>delete[]</w:t>
       </w:r>
       <w:r>
         <w:rPr>
@@ -11345,23 +10931,13 @@
         </w:rPr>
         <w:t xml:space="preserve"> </w:t>
       </w:r>
-      <w:proofErr w:type="spellStart"/>
-      <w:r>
-        <w:rPr>
-          <w:rFonts w:ascii="Times New Roman" w:hAnsi="Times New Roman" w:cs="Times New Roman"/>
-          <w:sz w:val="28"/>
-          <w:szCs w:val="28"/>
-        </w:rPr>
-        <w:t>new</w:t>
-      </w:r>
-      <w:proofErr w:type="spellEnd"/>
-      <w:r>
-        <w:rPr>
-          <w:rFonts w:ascii="Times New Roman" w:hAnsi="Times New Roman" w:cs="Times New Roman"/>
-          <w:sz w:val="28"/>
-          <w:szCs w:val="28"/>
-        </w:rPr>
-        <w:t>[],</w:t>
+      <w:r>
+        <w:rPr>
+          <w:rFonts w:ascii="Times New Roman" w:hAnsi="Times New Roman" w:cs="Times New Roman"/>
+          <w:sz w:val="28"/>
+          <w:szCs w:val="28"/>
+        </w:rPr>
+        <w:t>new[],</w:t>
       </w:r>
       <w:r>
         <w:rPr>
@@ -11542,7 +11118,6 @@
         </w:rPr>
         <w:t xml:space="preserve"> </w:t>
       </w:r>
-      <w:proofErr w:type="spellStart"/>
       <w:r>
         <w:rPr>
           <w:rFonts w:ascii="Times New Roman" w:hAnsi="Times New Roman" w:cs="Times New Roman"/>
@@ -11551,7 +11126,6 @@
         </w:rPr>
         <w:t>Vector</w:t>
       </w:r>
-      <w:proofErr w:type="spellEnd"/>
       <w:r>
         <w:rPr>
           <w:rFonts w:ascii="Times New Roman" w:hAnsi="Times New Roman" w:cs="Times New Roman"/>
@@ -11592,36 +11166,14 @@
         </w:rPr>
         <w:t xml:space="preserve"> </w:t>
       </w:r>
-      <w:proofErr w:type="spellStart"/>
-      <w:proofErr w:type="gramStart"/>
-      <w:r>
-        <w:rPr>
-          <w:rFonts w:ascii="Times New Roman" w:hAnsi="Times New Roman" w:cs="Times New Roman"/>
-          <w:sz w:val="28"/>
-          <w:szCs w:val="28"/>
-        </w:rPr>
-        <w:t>std</w:t>
-      </w:r>
-      <w:proofErr w:type="spellEnd"/>
-      <w:r>
-        <w:rPr>
-          <w:rFonts w:ascii="Times New Roman" w:hAnsi="Times New Roman" w:cs="Times New Roman"/>
-          <w:sz w:val="28"/>
-          <w:szCs w:val="28"/>
-        </w:rPr>
-        <w:t>::</w:t>
-      </w:r>
-      <w:proofErr w:type="spellStart"/>
-      <w:proofErr w:type="gramEnd"/>
-      <w:r>
-        <w:rPr>
-          <w:rFonts w:ascii="Times New Roman" w:hAnsi="Times New Roman" w:cs="Times New Roman"/>
-          <w:sz w:val="28"/>
-          <w:szCs w:val="28"/>
-        </w:rPr>
-        <w:t>vector</w:t>
-      </w:r>
-      <w:proofErr w:type="spellEnd"/>
+      <w:r>
+        <w:rPr>
+          <w:rFonts w:ascii="Times New Roman" w:hAnsi="Times New Roman" w:cs="Times New Roman"/>
+          <w:sz w:val="28"/>
+          <w:szCs w:val="28"/>
+        </w:rPr>
+        <w:t>std::vector</w:t>
+      </w:r>
       <w:r>
         <w:rPr>
           <w:rFonts w:ascii="Times New Roman" w:hAnsi="Times New Roman" w:cs="Times New Roman"/>
@@ -12218,7 +11770,6 @@
         </w:rPr>
         <w:t xml:space="preserve"> </w:t>
       </w:r>
-      <w:proofErr w:type="spellStart"/>
       <w:r>
         <w:rPr>
           <w:rFonts w:ascii="Times New Roman" w:hAnsi="Times New Roman" w:cs="Times New Roman"/>
@@ -12227,16 +11778,14 @@
         </w:rPr>
         <w:t>range-based</w:t>
       </w:r>
-      <w:proofErr w:type="spellEnd"/>
-      <w:r>
-        <w:rPr>
-          <w:rFonts w:ascii="Times New Roman" w:hAnsi="Times New Roman" w:cs="Times New Roman"/>
-          <w:sz w:val="28"/>
-          <w:szCs w:val="28"/>
-        </w:rPr>
-        <w:t xml:space="preserve"> </w:t>
-      </w:r>
-      <w:proofErr w:type="spellStart"/>
+      <w:r>
+        <w:rPr>
+          <w:rFonts w:ascii="Times New Roman" w:hAnsi="Times New Roman" w:cs="Times New Roman"/>
+          <w:sz w:val="28"/>
+          <w:szCs w:val="28"/>
+        </w:rPr>
+        <w:t xml:space="preserve"> </w:t>
+      </w:r>
       <w:r>
         <w:rPr>
           <w:rFonts w:ascii="Times New Roman" w:hAnsi="Times New Roman" w:cs="Times New Roman"/>
@@ -12245,7 +11794,6 @@
         </w:rPr>
         <w:t>for</w:t>
       </w:r>
-      <w:proofErr w:type="spellEnd"/>
       <w:r>
         <w:rPr>
           <w:rFonts w:ascii="Times New Roman" w:hAnsi="Times New Roman" w:cs="Times New Roman"/>
@@ -12270,7 +11818,6 @@
         </w:rPr>
         <w:t xml:space="preserve"> </w:t>
       </w:r>
-      <w:proofErr w:type="spellStart"/>
       <w:r>
         <w:rPr>
           <w:rFonts w:ascii="Times New Roman" w:hAnsi="Times New Roman" w:cs="Times New Roman"/>
@@ -12279,7 +11826,6 @@
         </w:rPr>
         <w:t>STLсовместимости</w:t>
       </w:r>
-      <w:proofErr w:type="spellEnd"/>
       <w:r>
         <w:rPr>
           <w:rFonts w:ascii="Times New Roman" w:hAnsi="Times New Roman" w:cs="Times New Roman"/>
@@ -12388,7 +11934,6 @@
         </w:rPr>
         <w:t xml:space="preserve"> </w:t>
       </w:r>
-      <w:proofErr w:type="spellStart"/>
       <w:r>
         <w:rPr>
           <w:rFonts w:ascii="Times New Roman" w:hAnsi="Times New Roman" w:cs="Times New Roman"/>
@@ -12397,7 +11942,6 @@
         </w:rPr>
         <w:t>push_back</w:t>
       </w:r>
-      <w:proofErr w:type="spellEnd"/>
     </w:p>
     <w:p>
       <w:pPr>
@@ -13006,6 +12550,29 @@
       </w:tblBorders>
     </w:tblPr>
   </w:style>
+  <w:style w:type="character" w:styleId="a4">
+    <w:name w:val="Hyperlink"/>
+    <w:basedOn w:val="a0"/>
+    <w:uiPriority w:val="99"/>
+    <w:unhideWhenUsed/>
+    <w:rsid w:val="00E87694"/>
+    <w:rPr>
+      <w:color w:val="0563C1" w:themeColor="hyperlink"/>
+      <w:u w:val="single"/>
+    </w:rPr>
+  </w:style>
+  <w:style w:type="character" w:styleId="a5">
+    <w:name w:val="Unresolved Mention"/>
+    <w:basedOn w:val="a0"/>
+    <w:uiPriority w:val="99"/>
+    <w:semiHidden/>
+    <w:unhideWhenUsed/>
+    <w:rsid w:val="00E87694"/>
+    <w:rPr>
+      <w:color w:val="605E5C"/>
+      <w:shd w:val="clear" w:color="auto" w:fill="E1DFDD"/>
+    </w:rPr>
+  </w:style>
 </w:styles>
 </file>
 
